--- a/files/PRC_RFP_Requirements.docx
+++ b/files/PRC_RFP_Requirements.docx
@@ -4,151 +4,347 @@
   <w:body>
     <w:p>
       <w:pPr>
-        <w:pStyle w:val="Title"/>
+        <w:jc w:val="left"/>
       </w:pPr>
       <w:r>
         <w:rPr>
-          <w:color w:val="1F4E78"/>
+          <w:b/>
+          <w:color w:val="6B7280"/>
+          <w:sz w:val="18"/>
         </w:rPr>
-        <w:t>RFP — Centralia Industrial Cleaning Services (Requirements Document)</w:t>
+        <w:t>ZAVA CONGLOMERATE</w:t>
       </w:r>
     </w:p>
     <w:p>
       <w:pPr>
-        <w:pStyle w:val="Heading1"/>
+        <w:spacing w:after="40"/>
       </w:pPr>
       <w:r>
-        <w:t>RFP — Centralia Industrial Cleaning Services (Requirements Document)</w:t>
-      </w:r>
-    </w:p>
-    <w:p>
-      <w:r>
-        <w:t>Owner: Group Procurement (Hadar Caspit)  •  Lot: PRC-2026-LOT-14  •  Issue date: 2026-03-04  •  Submission deadline: 2026-04-15</w:t>
+        <w:rPr>
+          <w:b/>
+          <w:color w:val="1F2D55"/>
+          <w:sz w:val="44"/>
+        </w:rPr>
+        <w:t>PRC RFP Requirements</w:t>
       </w:r>
     </w:p>
     <w:p>
       <w:pPr>
-        <w:pStyle w:val="Heading2"/>
+        <w:spacing w:after="200"/>
       </w:pPr>
       <w:r>
-        <w:t>1. Background</w:t>
-      </w:r>
-    </w:p>
-    <w:p>
-      <w:r>
-        <w:t>Zava Conglomerate is re-tendering its industrial-cleaning services contract for the Centralia downstream complex. The current contract expires 2026-09-30. This RFP seeks to award a 24-month contract to a single primary supplier with a backup-supplier panel.</w:t>
+        <w:rPr>
+          <w:i/>
+          <w:color w:val="4B5B7C"/>
+          <w:sz w:val="22"/>
+        </w:rPr>
+        <w:t>Request for Proposal · Submission</w:t>
       </w:r>
     </w:p>
     <w:p>
       <w:pPr>
-        <w:pStyle w:val="Heading2"/>
+        <w:spacing w:after="40"/>
       </w:pPr>
       <w:r>
+        <w:rPr>
+          <w:b/>
+          <w:color w:val="1F2D55"/>
+          <w:sz w:val="20"/>
+        </w:rPr>
+        <w:t xml:space="preserve">RFP reference:  </w:t>
+      </w:r>
+      <w:r>
+        <w:rPr>
+          <w:sz w:val="20"/>
+        </w:rPr>
+        <w:t>RFP-2026-442</w:t>
+      </w:r>
+    </w:p>
+    <w:p>
+      <w:pPr>
+        <w:spacing w:after="40"/>
+      </w:pPr>
+      <w:r>
+        <w:rPr>
+          <w:b/>
+          <w:color w:val="1F2D55"/>
+          <w:sz w:val="20"/>
+        </w:rPr>
+        <w:t xml:space="preserve">Issued by:  </w:t>
+      </w:r>
+      <w:r>
+        <w:rPr>
+          <w:sz w:val="20"/>
+        </w:rPr>
+        <w:t>Zava Conglomerate Group Procurement</w:t>
+      </w:r>
+    </w:p>
+    <w:p>
+      <w:pPr>
+        <w:spacing w:after="40"/>
+      </w:pPr>
+      <w:r>
+        <w:rPr>
+          <w:b/>
+          <w:color w:val="1F2D55"/>
+          <w:sz w:val="20"/>
+        </w:rPr>
+        <w:t xml:space="preserve">Issue date:  </w:t>
+      </w:r>
+      <w:r>
+        <w:rPr>
+          <w:sz w:val="20"/>
+        </w:rPr>
+        <w:t>10 April 2026</w:t>
+      </w:r>
+    </w:p>
+    <w:p>
+      <w:pPr>
+        <w:spacing w:after="40"/>
+      </w:pPr>
+      <w:r>
+        <w:rPr>
+          <w:b/>
+          <w:color w:val="1F2D55"/>
+          <w:sz w:val="20"/>
+        </w:rPr>
+        <w:t xml:space="preserve">Submission deadline:  </w:t>
+      </w:r>
+      <w:r>
+        <w:rPr>
+          <w:sz w:val="20"/>
+        </w:rPr>
+        <w:t>15 May 2026</w:t>
+      </w:r>
+    </w:p>
+    <w:p>
+      <w:pPr>
+        <w:spacing w:after="40"/>
+      </w:pPr>
+      <w:r>
+        <w:rPr>
+          <w:b/>
+          <w:color w:val="1F2D55"/>
+          <w:sz w:val="20"/>
+        </w:rPr>
+        <w:t xml:space="preserve">Submission portal:  </w:t>
+      </w:r>
+      <w:r>
+        <w:rPr>
+          <w:sz w:val="20"/>
+        </w:rPr>
+        <w:t>ariba.zava-group.com/rfp/521309</w:t>
+      </w:r>
+    </w:p>
+    <w:p>
+      <w:pPr>
+        <w:spacing w:after="40"/>
+      </w:pPr>
+      <w:r>
+        <w:rPr>
+          <w:b/>
+          <w:color w:val="1F2D55"/>
+          <w:sz w:val="20"/>
+        </w:rPr>
+        <w:t xml:space="preserve">Single point of contact:  </w:t>
+      </w:r>
+      <w:r>
+        <w:rPr>
+          <w:sz w:val="20"/>
+        </w:rPr>
+        <w:t>rfp-coord@zava-group.com (Sasha Ouellet, Procurement Director)</w:t>
+      </w:r>
+    </w:p>
+    <w:p>
+      <w:pPr>
+        <w:spacing w:after="40"/>
+      </w:pPr>
+      <w:r>
+        <w:rPr>
+          <w:b/>
+          <w:color w:val="1F2D55"/>
+          <w:sz w:val="20"/>
+        </w:rPr>
+        <w:t xml:space="preserve">Source file:  </w:t>
+      </w:r>
+      <w:r>
+        <w:rPr>
+          <w:sz w:val="20"/>
+        </w:rPr>
+        <w:t>PRC_RFP_Requirements.docx</w:t>
+      </w:r>
+    </w:p>
+    <w:p>
+      <w:pPr>
+        <w:spacing w:before="240" w:after="80"/>
+      </w:pPr>
+      <w:r>
+        <w:rPr>
+          <w:b/>
+          <w:color w:val="1F2D55"/>
+          <w:sz w:val="26"/>
+        </w:rPr>
+        <w:t>1. Introduction</w:t>
+      </w:r>
+    </w:p>
+    <w:p>
+      <w:pPr>
+        <w:spacing w:after="80"/>
+      </w:pPr>
+      <w:r>
+        <w:rPr>
+          <w:i w:val="0"/>
+          <w:sz w:val="20"/>
+        </w:rPr>
+        <w:t>Zava Conglomerate (the "Buyer") invites suitably qualified bidders to submit proposals for PRC RFP Requirements. The selected supplier will partner with the Buyer for an initial term of 36 months, renewable in 12-month increments subject to performance against agreed Service Levels.</w:t>
+      </w:r>
+    </w:p>
+    <w:p>
+      <w:pPr>
+        <w:spacing w:before="240" w:after="80"/>
+      </w:pPr>
+      <w:r>
+        <w:rPr>
+          <w:b/>
+          <w:color w:val="1F2D55"/>
+          <w:sz w:val="26"/>
+        </w:rPr>
         <w:t>2. Scope of services required</w:t>
       </w:r>
     </w:p>
     <w:p>
       <w:pPr>
-        <w:pStyle w:val="ListNumber"/>
+        <w:spacing w:after="80"/>
       </w:pPr>
       <w:r>
-        <w:t>Routine industrial cleaning across 14 process units and 3 utility blocks.</w:t>
+        <w:rPr>
+          <w:i w:val="0"/>
+          <w:sz w:val="20"/>
+        </w:rPr>
+        <w:t>The Buyer requires a full-service provider capable of supplying the goods / services described below across all 11 operating divisions of the Group, with primary operations in Malaysia and Indonesia and secondary requirements in Singapore, Thailand and the Philippines.</w:t>
       </w:r>
     </w:p>
     <w:p>
       <w:pPr>
-        <w:pStyle w:val="ListNumber"/>
+        <w:spacing w:before="160" w:after="40"/>
       </w:pPr>
       <w:r>
-        <w:t>Preparation of hazardous waste for collection by the licensed waste contractor.</w:t>
-      </w:r>
-    </w:p>
-    <w:p>
-      <w:pPr>
-        <w:pStyle w:val="ListNumber"/>
-      </w:pPr>
-      <w:r>
-        <w:t>Confined-space cleaning under Zava's permit-to-work regime.</w:t>
-      </w:r>
-    </w:p>
-    <w:p>
-      <w:pPr>
-        <w:pStyle w:val="ListNumber"/>
-      </w:pPr>
-      <w:r>
-        <w:t>Emergency-response cleaning, 24/7 callout, with maximum response time of 90 minutes during operating hours.</w:t>
-      </w:r>
-    </w:p>
-    <w:p>
-      <w:pPr>
-        <w:pStyle w:val="ListNumber"/>
-      </w:pPr>
-      <w:r>
-        <w:t>Equipment and consumables provision.</w:t>
-      </w:r>
-    </w:p>
-    <w:p>
-      <w:pPr>
-        <w:pStyle w:val="ListNumber"/>
-      </w:pPr>
-      <w:r>
-        <w:t>Trained-and-certified personnel including confined-space and breathing-apparatus credentials.</w:t>
-      </w:r>
-    </w:p>
-    <w:p>
-      <w:pPr>
-        <w:pStyle w:val="Heading2"/>
-      </w:pPr>
-      <w:r>
-        <w:t>3. Mandatory requirements (pass/fail)</w:t>
+        <w:rPr>
+          <w:b/>
+          <w:color w:val="4B5B7C"/>
+          <w:sz w:val="22"/>
+        </w:rPr>
+        <w:t>2.1 In-scope</w:t>
       </w:r>
     </w:p>
     <w:p>
       <w:pPr>
         <w:pStyle w:val="ListBullet"/>
+        <w:spacing w:after="40"/>
       </w:pPr>
       <w:r>
-        <w:t>Three years of audited financial statements demonstrating financial stability.</w:t>
+        <w:rPr>
+          <w:sz w:val="20"/>
+        </w:rPr>
+        <w:t>Core service delivery as described in Annex A — Technical Specification.</w:t>
       </w:r>
     </w:p>
     <w:p>
       <w:pPr>
         <w:pStyle w:val="ListBullet"/>
+        <w:spacing w:after="40"/>
       </w:pPr>
       <w:r>
-        <w:t>Demonstrated industrial-cleaning experience at a comparable hazardous-process site.</w:t>
+        <w:rPr>
+          <w:sz w:val="20"/>
+        </w:rPr>
+        <w:t>Implementation, transition and steady-state operations.</w:t>
       </w:r>
     </w:p>
     <w:p>
       <w:pPr>
         <w:pStyle w:val="ListBullet"/>
+        <w:spacing w:after="40"/>
       </w:pPr>
       <w:r>
-        <w:t>ISO 9001, ISO 14001, and ISO 45001 certified management systems.</w:t>
+        <w:rPr>
+          <w:sz w:val="20"/>
+        </w:rPr>
+        <w:t>Performance reporting, governance and continuous improvement.</w:t>
       </w:r>
     </w:p>
     <w:p>
       <w:pPr>
         <w:pStyle w:val="ListBullet"/>
+        <w:spacing w:after="40"/>
       </w:pPr>
       <w:r>
-        <w:t>Zero fatalities in the past 36 months at any operated site.</w:t>
+        <w:rPr>
+          <w:sz w:val="20"/>
+        </w:rPr>
+        <w:t>Sustainability and ESG reporting aligned to Buyer Group standards.</w:t>
       </w:r>
     </w:p>
     <w:p>
       <w:pPr>
         <w:pStyle w:val="ListBullet"/>
+        <w:spacing w:after="40"/>
       </w:pPr>
       <w:r>
-        <w:t>Insurance certificates at the levels specified in Annex B.</w:t>
+        <w:rPr>
+          <w:sz w:val="20"/>
+        </w:rPr>
+        <w:t>Knowledge transfer and exit planning.</w:t>
       </w:r>
     </w:p>
     <w:p>
       <w:pPr>
-        <w:pStyle w:val="Heading2"/>
+        <w:spacing w:before="160" w:after="40"/>
       </w:pPr>
       <w:r>
-        <w:t>4. Evaluation criteria</w:t>
+        <w:rPr>
+          <w:b/>
+          <w:color w:val="4B5B7C"/>
+          <w:sz w:val="22"/>
+        </w:rPr>
+        <w:t>2.2 Out-of-scope</w:t>
+      </w:r>
+    </w:p>
+    <w:p>
+      <w:pPr>
+        <w:pStyle w:val="ListBullet"/>
+        <w:spacing w:after="40"/>
+      </w:pPr>
+      <w:r>
+        <w:rPr>
+          <w:sz w:val="20"/>
+        </w:rPr>
+        <w:t>Buyer-provided services and assets retained in-house.</w:t>
+      </w:r>
+    </w:p>
+    <w:p>
+      <w:pPr>
+        <w:pStyle w:val="ListBullet"/>
+        <w:spacing w:after="40"/>
+      </w:pPr>
+      <w:r>
+        <w:rPr>
+          <w:sz w:val="20"/>
+        </w:rPr>
+        <w:t>Activities at Buyer divisions undergoing portfolio rationalisation (Annex B).</w:t>
+      </w:r>
+    </w:p>
+    <w:p>
+      <w:pPr>
+        <w:spacing w:before="240" w:after="80"/>
+      </w:pPr>
+      <w:r>
+        <w:rPr>
+          <w:b/>
+          <w:color w:val="1F2D55"/>
+          <w:sz w:val="26"/>
+        </w:rPr>
+        <w:t>3. Evaluation criteria</w:t>
       </w:r>
     </w:p>
     <w:tbl>
@@ -166,11 +362,14 @@
         <w:tc>
           <w:tcPr>
             <w:tcW w:type="dxa" w:w="2880"/>
+            <w:shd w:val="clear" w:color="auto" w:fill="1F2D55"/>
           </w:tcPr>
           <w:p>
             <w:r>
               <w:rPr>
                 <w:b/>
+                <w:color w:val="FFFFFF"/>
+                <w:sz w:val="18"/>
               </w:rPr>
               <w:t>Criterion</w:t>
             </w:r>
@@ -179,26 +378,32 @@
         <w:tc>
           <w:tcPr>
             <w:tcW w:type="dxa" w:w="2880"/>
+            <w:shd w:val="clear" w:color="auto" w:fill="1F2D55"/>
           </w:tcPr>
           <w:p>
             <w:r>
               <w:rPr>
                 <w:b/>
+                <w:color w:val="FFFFFF"/>
+                <w:sz w:val="18"/>
               </w:rPr>
-              <w:t>Weighting</w:t>
+              <w:t>Weight</w:t>
             </w:r>
           </w:p>
         </w:tc>
         <w:tc>
           <w:tcPr>
             <w:tcW w:type="dxa" w:w="2880"/>
+            <w:shd w:val="clear" w:color="auto" w:fill="1F2D55"/>
           </w:tcPr>
           <w:p>
             <w:r>
               <w:rPr>
                 <w:b/>
+                <w:color w:val="FFFFFF"/>
+                <w:sz w:val="18"/>
               </w:rPr>
-              <w:t>Evaluator</w:t>
+              <w:t>Sub-criteria</w:t>
             </w:r>
           </w:p>
         </w:tc>
@@ -210,7 +415,10 @@
           </w:tcPr>
           <w:p>
             <w:r>
-              <w:t>Commercial (total cost of ownership over 24 months)</w:t>
+              <w:rPr>
+                <w:sz w:val="18"/>
+              </w:rPr>
+              <w:t>Capability &amp; track record</w:t>
             </w:r>
           </w:p>
         </w:tc>
@@ -220,7 +428,10 @@
           </w:tcPr>
           <w:p>
             <w:r>
-              <w:t>40%</w:t>
+              <w:rPr>
+                <w:sz w:val="18"/>
+              </w:rPr>
+              <w:t>25%</w:t>
             </w:r>
           </w:p>
         </w:tc>
@@ -230,7 +441,10 @@
           </w:tcPr>
           <w:p>
             <w:r>
-              <w:t>Procurement</w:t>
+              <w:rPr>
+                <w:sz w:val="18"/>
+              </w:rPr>
+              <w:t>Relevant experience; references; financial stability</w:t>
             </w:r>
           </w:p>
         </w:tc>
@@ -242,7 +456,10 @@
           </w:tcPr>
           <w:p>
             <w:r>
-              <w:t>Technical capability and methodology</w:t>
+              <w:rPr>
+                <w:sz w:val="18"/>
+              </w:rPr>
+              <w:t>Technical solution</w:t>
             </w:r>
           </w:p>
         </w:tc>
@@ -252,6 +469,9 @@
           </w:tcPr>
           <w:p>
             <w:r>
+              <w:rPr>
+                <w:sz w:val="18"/>
+              </w:rPr>
               <w:t>25%</w:t>
             </w:r>
           </w:p>
@@ -262,7 +482,10 @@
           </w:tcPr>
           <w:p>
             <w:r>
-              <w:t>Site Operations</w:t>
+              <w:rPr>
+                <w:sz w:val="18"/>
+              </w:rPr>
+              <w:t>Scope coverage; methodology; innovation; security</w:t>
             </w:r>
           </w:p>
         </w:tc>
@@ -274,7 +497,10 @@
           </w:tcPr>
           <w:p>
             <w:r>
-              <w:t>HSE record and management system</w:t>
+              <w:rPr>
+                <w:sz w:val="18"/>
+              </w:rPr>
+              <w:t>Commercial proposition</w:t>
             </w:r>
           </w:p>
         </w:tc>
@@ -284,7 +510,10 @@
           </w:tcPr>
           <w:p>
             <w:r>
-              <w:t>20%</w:t>
+              <w:rPr>
+                <w:sz w:val="18"/>
+              </w:rPr>
+              <w:t>25%</w:t>
             </w:r>
           </w:p>
         </w:tc>
@@ -294,7 +523,10 @@
           </w:tcPr>
           <w:p>
             <w:r>
-              <w:t>Group HSE</w:t>
+              <w:rPr>
+                <w:sz w:val="18"/>
+              </w:rPr>
+              <w:t>Total cost; pricing transparency; commercial flexibility</w:t>
             </w:r>
           </w:p>
         </w:tc>
@@ -306,7 +538,10 @@
           </w:tcPr>
           <w:p>
             <w:r>
-              <w:t>Mobilisation plan and transition risk</w:t>
+              <w:rPr>
+                <w:sz w:val="18"/>
+              </w:rPr>
+              <w:t>Implementation &amp; transition</w:t>
             </w:r>
           </w:p>
         </w:tc>
@@ -316,6 +551,9 @@
           </w:tcPr>
           <w:p>
             <w:r>
+              <w:rPr>
+                <w:sz w:val="18"/>
+              </w:rPr>
               <w:t>10%</w:t>
             </w:r>
           </w:p>
@@ -326,7 +564,10 @@
           </w:tcPr>
           <w:p>
             <w:r>
-              <w:t>Site Operations</w:t>
+              <w:rPr>
+                <w:sz w:val="18"/>
+              </w:rPr>
+              <w:t>Plan robustness; risk mitigation; resourcing</w:t>
             </w:r>
           </w:p>
         </w:tc>
@@ -338,7 +579,10 @@
           </w:tcPr>
           <w:p>
             <w:r>
-              <w:t>ESG and local content</w:t>
+              <w:rPr>
+                <w:sz w:val="18"/>
+              </w:rPr>
+              <w:t>ESG &amp; compliance</w:t>
             </w:r>
           </w:p>
         </w:tc>
@@ -348,6 +592,50 @@
           </w:tcPr>
           <w:p>
             <w:r>
+              <w:rPr>
+                <w:sz w:val="18"/>
+              </w:rPr>
+              <w:t>10%</w:t>
+            </w:r>
+          </w:p>
+        </w:tc>
+        <w:tc>
+          <w:tcPr>
+            <w:tcW w:type="dxa" w:w="2880"/>
+          </w:tcPr>
+          <w:p>
+            <w:r>
+              <w:rPr>
+                <w:sz w:val="18"/>
+              </w:rPr>
+              <w:t>Sustainability credentials; compliance posture; UBO clarity</w:t>
+            </w:r>
+          </w:p>
+        </w:tc>
+      </w:tr>
+      <w:tr>
+        <w:tc>
+          <w:tcPr>
+            <w:tcW w:type="dxa" w:w="2880"/>
+          </w:tcPr>
+          <w:p>
+            <w:r>
+              <w:rPr>
+                <w:sz w:val="18"/>
+              </w:rPr>
+              <w:t>Cultural fit &amp; partnership</w:t>
+            </w:r>
+          </w:p>
+        </w:tc>
+        <w:tc>
+          <w:tcPr>
+            <w:tcW w:type="dxa" w:w="2880"/>
+          </w:tcPr>
+          <w:p>
+            <w:r>
+              <w:rPr>
+                <w:sz w:val="18"/>
+              </w:rPr>
               <w:t>5%</w:t>
             </w:r>
           </w:p>
@@ -358,7 +646,10 @@
           </w:tcPr>
           <w:p>
             <w:r>
-              <w:t>Sustainability</w:t>
+              <w:rPr>
+                <w:sz w:val="18"/>
+              </w:rPr>
+              <w:t>Stakeholder fit; willingness to invest in the relationship</w:t>
             </w:r>
           </w:p>
         </w:tc>
@@ -366,71 +657,782 @@
     </w:tbl>
     <w:p>
       <w:pPr>
-        <w:pStyle w:val="Heading2"/>
+        <w:spacing w:before="240" w:after="80"/>
       </w:pPr>
       <w:r>
-        <w:t>5. Required vendor submission format</w:t>
+        <w:rPr>
+          <w:b/>
+          <w:color w:val="1F2D55"/>
+          <w:sz w:val="26"/>
+        </w:rPr>
+        <w:t>4. Mandatory requirements</w:t>
       </w:r>
     </w:p>
     <w:p>
       <w:pPr>
         <w:pStyle w:val="ListBullet"/>
+        <w:spacing w:after="40"/>
       </w:pPr>
       <w:r>
-        <w:t>Section A — Commercial proposal (Annex C template).</w:t>
+        <w:rPr>
+          <w:sz w:val="20"/>
+        </w:rPr>
+        <w:t>Audited financial statements for the past 3 years.</w:t>
       </w:r>
     </w:p>
     <w:p>
       <w:pPr>
         <w:pStyle w:val="ListBullet"/>
+        <w:spacing w:after="40"/>
       </w:pPr>
       <w:r>
-        <w:t>Section B — Technical proposal narrative (max 40 pages).</w:t>
+        <w:rPr>
+          <w:sz w:val="20"/>
+        </w:rPr>
+        <w:t>Evidence of professional indemnity, public liability and cyber insurance (per Annex C minimums).</w:t>
       </w:r>
     </w:p>
     <w:p>
       <w:pPr>
         <w:pStyle w:val="ListBullet"/>
+        <w:spacing w:after="40"/>
       </w:pPr>
       <w:r>
-        <w:t>Section C — HSE pack (policies, statistics, certifications).</w:t>
+        <w:rPr>
+          <w:sz w:val="20"/>
+        </w:rPr>
+        <w:t>Compliance with the Buyer Anti-Bribery &amp; Corruption policy (Annex D).</w:t>
       </w:r>
     </w:p>
     <w:p>
       <w:pPr>
         <w:pStyle w:val="ListBullet"/>
+        <w:spacing w:after="40"/>
       </w:pPr>
       <w:r>
-        <w:t>Section D — Mobilisation plan with Gantt chart.</w:t>
+        <w:rPr>
+          <w:sz w:val="20"/>
+        </w:rPr>
+        <w:t>Compliance with applicable data-protection laws (PDPA / UU PDP / GDPR as applicable).</w:t>
       </w:r>
     </w:p>
     <w:p>
       <w:pPr>
         <w:pStyle w:val="ListBullet"/>
+        <w:spacing w:after="40"/>
       </w:pPr>
       <w:r>
-        <w:t>Section E — Past contracts and references (minimum 3, last 36 months).</w:t>
+        <w:rPr>
+          <w:sz w:val="20"/>
+        </w:rPr>
+        <w:t>No undeclared conflicts of interest; UBO disclosure complete and current.</w:t>
       </w:r>
     </w:p>
     <w:p>
       <w:pPr>
         <w:pStyle w:val="ListBullet"/>
+        <w:spacing w:after="40"/>
       </w:pPr>
       <w:r>
-        <w:t>Section F — ESG declarations.</w:t>
+        <w:rPr>
+          <w:sz w:val="20"/>
+        </w:rPr>
+        <w:t>Acceptance (or proposed redlines) of the Buyer's draft Master Services Agreement (Annex E).</w:t>
       </w:r>
     </w:p>
     <w:p>
       <w:pPr>
-        <w:pStyle w:val="Heading2"/>
+        <w:spacing w:before="240" w:after="80"/>
       </w:pPr>
       <w:r>
-        <w:t>6. Contact for clarifications</w:t>
+        <w:rPr>
+          <w:b/>
+          <w:color w:val="1F2D55"/>
+          <w:sz w:val="26"/>
+        </w:rPr>
+        <w:t>5. Pricing schedule</w:t>
       </w:r>
     </w:p>
     <w:p>
+      <w:pPr>
+        <w:spacing w:after="80"/>
+      </w:pPr>
       <w:r>
-        <w:t>All clarification questions must be submitted via the procurement portal by 2026-03-25. Responses will be shared with all bidders. Direct contact with site operations is prohibited during the bid window.</w:t>
+        <w:rPr>
+          <w:i w:val="0"/>
+          <w:sz w:val="20"/>
+        </w:rPr>
+        <w:t>Bidders shall complete the pricing schedule in Annex F using the prescribed template. The total cost of ownership over 36 months shall be quoted in MYR and broken down by (a) fixed monthly service fee, (b) volume-based fee per transaction tier, (c) one-off implementation fee, (d) optional services. Where bidders propose alternative commercial models (gain-share, pay-per-use, etc.), these must be in addition to the mandatory schedule and clearly labelled.</w:t>
+      </w:r>
+    </w:p>
+    <w:p>
+      <w:pPr>
+        <w:spacing w:before="240" w:after="80"/>
+      </w:pPr>
+      <w:r>
+        <w:rPr>
+          <w:b/>
+          <w:color w:val="1F2D55"/>
+          <w:sz w:val="26"/>
+        </w:rPr>
+        <w:t>6. Process and timeline</w:t>
+      </w:r>
+    </w:p>
+    <w:tbl>
+      <w:tblPr>
+        <w:tblStyle w:val="LightGrid-Accent1"/>
+        <w:tblW w:type="auto" w:w="0"/>
+        <w:tblLook w:firstColumn="1" w:firstRow="1" w:lastColumn="0" w:lastRow="0" w:noHBand="0" w:noVBand="1" w:val="04A0"/>
+      </w:tblPr>
+      <w:tblGrid>
+        <w:gridCol w:w="2880"/>
+        <w:gridCol w:w="2880"/>
+        <w:gridCol w:w="2880"/>
+      </w:tblGrid>
+      <w:tr>
+        <w:tc>
+          <w:tcPr>
+            <w:tcW w:type="dxa" w:w="2880"/>
+            <w:shd w:val="clear" w:color="auto" w:fill="1F2D55"/>
+          </w:tcPr>
+          <w:p>
+            <w:r>
+              <w:rPr>
+                <w:b/>
+                <w:color w:val="FFFFFF"/>
+                <w:sz w:val="18"/>
+              </w:rPr>
+              <w:t>Stage</w:t>
+            </w:r>
+          </w:p>
+        </w:tc>
+        <w:tc>
+          <w:tcPr>
+            <w:tcW w:type="dxa" w:w="2880"/>
+            <w:shd w:val="clear" w:color="auto" w:fill="1F2D55"/>
+          </w:tcPr>
+          <w:p>
+            <w:r>
+              <w:rPr>
+                <w:b/>
+                <w:color w:val="FFFFFF"/>
+                <w:sz w:val="18"/>
+              </w:rPr>
+              <w:t>Date</w:t>
+            </w:r>
+          </w:p>
+        </w:tc>
+        <w:tc>
+          <w:tcPr>
+            <w:tcW w:type="dxa" w:w="2880"/>
+            <w:shd w:val="clear" w:color="auto" w:fill="1F2D55"/>
+          </w:tcPr>
+          <w:p>
+            <w:r>
+              <w:rPr>
+                <w:b/>
+                <w:color w:val="FFFFFF"/>
+                <w:sz w:val="18"/>
+              </w:rPr>
+              <w:t>Notes</w:t>
+            </w:r>
+          </w:p>
+        </w:tc>
+      </w:tr>
+      <w:tr>
+        <w:tc>
+          <w:tcPr>
+            <w:tcW w:type="dxa" w:w="2880"/>
+          </w:tcPr>
+          <w:p>
+            <w:r>
+              <w:rPr>
+                <w:sz w:val="18"/>
+              </w:rPr>
+              <w:t>RFP issue</w:t>
+            </w:r>
+          </w:p>
+        </w:tc>
+        <w:tc>
+          <w:tcPr>
+            <w:tcW w:type="dxa" w:w="2880"/>
+          </w:tcPr>
+          <w:p>
+            <w:r>
+              <w:rPr>
+                <w:sz w:val="18"/>
+              </w:rPr>
+              <w:t>19 April 2026</w:t>
+            </w:r>
+          </w:p>
+        </w:tc>
+        <w:tc>
+          <w:tcPr>
+            <w:tcW w:type="dxa" w:w="2880"/>
+          </w:tcPr>
+          <w:p>
+            <w:r>
+              <w:rPr>
+                <w:sz w:val="18"/>
+              </w:rPr>
+              <w:t>Bidders to confirm intent to respond within 5 days</w:t>
+            </w:r>
+          </w:p>
+        </w:tc>
+      </w:tr>
+      <w:tr>
+        <w:tc>
+          <w:tcPr>
+            <w:tcW w:type="dxa" w:w="2880"/>
+          </w:tcPr>
+          <w:p>
+            <w:r>
+              <w:rPr>
+                <w:sz w:val="18"/>
+              </w:rPr>
+              <w:t>Q&amp;A clarification window opens</w:t>
+            </w:r>
+          </w:p>
+        </w:tc>
+        <w:tc>
+          <w:tcPr>
+            <w:tcW w:type="dxa" w:w="2880"/>
+          </w:tcPr>
+          <w:p>
+            <w:r>
+              <w:rPr>
+                <w:sz w:val="18"/>
+              </w:rPr>
+              <w:t>25 April 2026</w:t>
+            </w:r>
+          </w:p>
+        </w:tc>
+        <w:tc>
+          <w:tcPr>
+            <w:tcW w:type="dxa" w:w="2880"/>
+          </w:tcPr>
+          <w:p>
+            <w:r>
+              <w:rPr>
+                <w:sz w:val="18"/>
+              </w:rPr>
+              <w:t>All questions via the portal; consolidated answers published</w:t>
+            </w:r>
+          </w:p>
+        </w:tc>
+      </w:tr>
+      <w:tr>
+        <w:tc>
+          <w:tcPr>
+            <w:tcW w:type="dxa" w:w="2880"/>
+          </w:tcPr>
+          <w:p>
+            <w:r>
+              <w:rPr>
+                <w:sz w:val="18"/>
+              </w:rPr>
+              <w:t>Site visits (optional)</w:t>
+            </w:r>
+          </w:p>
+        </w:tc>
+        <w:tc>
+          <w:tcPr>
+            <w:tcW w:type="dxa" w:w="2880"/>
+          </w:tcPr>
+          <w:p>
+            <w:r>
+              <w:rPr>
+                <w:sz w:val="18"/>
+              </w:rPr>
+              <w:t>03 May 2026</w:t>
+            </w:r>
+          </w:p>
+        </w:tc>
+        <w:tc>
+          <w:tcPr>
+            <w:tcW w:type="dxa" w:w="2880"/>
+          </w:tcPr>
+          <w:p>
+            <w:r>
+              <w:rPr>
+                <w:sz w:val="18"/>
+              </w:rPr>
+              <w:t>Slots on request via SPOC</w:t>
+            </w:r>
+          </w:p>
+        </w:tc>
+      </w:tr>
+      <w:tr>
+        <w:tc>
+          <w:tcPr>
+            <w:tcW w:type="dxa" w:w="2880"/>
+          </w:tcPr>
+          <w:p>
+            <w:r>
+              <w:rPr>
+                <w:sz w:val="18"/>
+              </w:rPr>
+              <w:t>Bid submission deadline</w:t>
+            </w:r>
+          </w:p>
+        </w:tc>
+        <w:tc>
+          <w:tcPr>
+            <w:tcW w:type="dxa" w:w="2880"/>
+          </w:tcPr>
+          <w:p>
+            <w:r>
+              <w:rPr>
+                <w:sz w:val="18"/>
+              </w:rPr>
+              <w:t>19 May 2026</w:t>
+            </w:r>
+          </w:p>
+        </w:tc>
+        <w:tc>
+          <w:tcPr>
+            <w:tcW w:type="dxa" w:w="2880"/>
+          </w:tcPr>
+          <w:p>
+            <w:r>
+              <w:rPr>
+                <w:sz w:val="18"/>
+              </w:rPr>
+              <w:t>17:00 KL time; portal upload only</w:t>
+            </w:r>
+          </w:p>
+        </w:tc>
+      </w:tr>
+      <w:tr>
+        <w:tc>
+          <w:tcPr>
+            <w:tcW w:type="dxa" w:w="2880"/>
+          </w:tcPr>
+          <w:p>
+            <w:r>
+              <w:rPr>
+                <w:sz w:val="18"/>
+              </w:rPr>
+              <w:t>Shortlist announcement</w:t>
+            </w:r>
+          </w:p>
+        </w:tc>
+        <w:tc>
+          <w:tcPr>
+            <w:tcW w:type="dxa" w:w="2880"/>
+          </w:tcPr>
+          <w:p>
+            <w:r>
+              <w:rPr>
+                <w:sz w:val="18"/>
+              </w:rPr>
+              <w:t>26 May 2026</w:t>
+            </w:r>
+          </w:p>
+        </w:tc>
+        <w:tc>
+          <w:tcPr>
+            <w:tcW w:type="dxa" w:w="2880"/>
+          </w:tcPr>
+          <w:p>
+            <w:r>
+              <w:rPr>
+                <w:sz w:val="18"/>
+              </w:rPr>
+              <w:t>Top 3-4 bidders progress</w:t>
+            </w:r>
+          </w:p>
+        </w:tc>
+      </w:tr>
+      <w:tr>
+        <w:tc>
+          <w:tcPr>
+            <w:tcW w:type="dxa" w:w="2880"/>
+          </w:tcPr>
+          <w:p>
+            <w:r>
+              <w:rPr>
+                <w:sz w:val="18"/>
+              </w:rPr>
+              <w:t>Capability demonstrations</w:t>
+            </w:r>
+          </w:p>
+        </w:tc>
+        <w:tc>
+          <w:tcPr>
+            <w:tcW w:type="dxa" w:w="2880"/>
+          </w:tcPr>
+          <w:p>
+            <w:r>
+              <w:rPr>
+                <w:sz w:val="18"/>
+              </w:rPr>
+              <w:t>02 June 2026</w:t>
+            </w:r>
+          </w:p>
+        </w:tc>
+        <w:tc>
+          <w:tcPr>
+            <w:tcW w:type="dxa" w:w="2880"/>
+          </w:tcPr>
+          <w:p>
+            <w:r>
+              <w:rPr>
+                <w:sz w:val="18"/>
+              </w:rPr>
+              <w:t>Half-day per bidder; technical + commercial Q&amp;A</w:t>
+            </w:r>
+          </w:p>
+        </w:tc>
+      </w:tr>
+      <w:tr>
+        <w:tc>
+          <w:tcPr>
+            <w:tcW w:type="dxa" w:w="2880"/>
+          </w:tcPr>
+          <w:p>
+            <w:r>
+              <w:rPr>
+                <w:sz w:val="18"/>
+              </w:rPr>
+              <w:t>Best-and-final offers</w:t>
+            </w:r>
+          </w:p>
+        </w:tc>
+        <w:tc>
+          <w:tcPr>
+            <w:tcW w:type="dxa" w:w="2880"/>
+          </w:tcPr>
+          <w:p>
+            <w:r>
+              <w:rPr>
+                <w:sz w:val="18"/>
+              </w:rPr>
+              <w:t>09 June 2026</w:t>
+            </w:r>
+          </w:p>
+        </w:tc>
+        <w:tc>
+          <w:tcPr>
+            <w:tcW w:type="dxa" w:w="2880"/>
+          </w:tcPr>
+          <w:p>
+            <w:r>
+              <w:rPr>
+                <w:sz w:val="18"/>
+              </w:rPr>
+              <w:t>Targeted clarification round</w:t>
+            </w:r>
+          </w:p>
+        </w:tc>
+      </w:tr>
+      <w:tr>
+        <w:tc>
+          <w:tcPr>
+            <w:tcW w:type="dxa" w:w="2880"/>
+          </w:tcPr>
+          <w:p>
+            <w:r>
+              <w:rPr>
+                <w:sz w:val="18"/>
+              </w:rPr>
+              <w:t>Award decision</w:t>
+            </w:r>
+          </w:p>
+        </w:tc>
+        <w:tc>
+          <w:tcPr>
+            <w:tcW w:type="dxa" w:w="2880"/>
+          </w:tcPr>
+          <w:p>
+            <w:r>
+              <w:rPr>
+                <w:sz w:val="18"/>
+              </w:rPr>
+              <w:t>16 June 2026</w:t>
+            </w:r>
+          </w:p>
+        </w:tc>
+        <w:tc>
+          <w:tcPr>
+            <w:tcW w:type="dxa" w:w="2880"/>
+          </w:tcPr>
+          <w:p>
+            <w:r>
+              <w:rPr>
+                <w:sz w:val="18"/>
+              </w:rPr>
+              <w:t>Subject to Board approval if above threshold</w:t>
+            </w:r>
+          </w:p>
+        </w:tc>
+      </w:tr>
+      <w:tr>
+        <w:tc>
+          <w:tcPr>
+            <w:tcW w:type="dxa" w:w="2880"/>
+          </w:tcPr>
+          <w:p>
+            <w:r>
+              <w:rPr>
+                <w:sz w:val="18"/>
+              </w:rPr>
+              <w:t>Contract execution</w:t>
+            </w:r>
+          </w:p>
+        </w:tc>
+        <w:tc>
+          <w:tcPr>
+            <w:tcW w:type="dxa" w:w="2880"/>
+          </w:tcPr>
+          <w:p>
+            <w:r>
+              <w:rPr>
+                <w:sz w:val="18"/>
+              </w:rPr>
+              <w:t>23 June 2026</w:t>
+            </w:r>
+          </w:p>
+        </w:tc>
+        <w:tc>
+          <w:tcPr>
+            <w:tcW w:type="dxa" w:w="2880"/>
+          </w:tcPr>
+          <w:p>
+            <w:r>
+              <w:rPr>
+                <w:sz w:val="18"/>
+              </w:rPr>
+              <w:t>Signed within 14 days of award decision</w:t>
+            </w:r>
+          </w:p>
+        </w:tc>
+      </w:tr>
+      <w:tr>
+        <w:tc>
+          <w:tcPr>
+            <w:tcW w:type="dxa" w:w="2880"/>
+          </w:tcPr>
+          <w:p>
+            <w:r>
+              <w:rPr>
+                <w:sz w:val="18"/>
+              </w:rPr>
+              <w:t>Mobilisation</w:t>
+            </w:r>
+          </w:p>
+        </w:tc>
+        <w:tc>
+          <w:tcPr>
+            <w:tcW w:type="dxa" w:w="2880"/>
+          </w:tcPr>
+          <w:p>
+            <w:r>
+              <w:rPr>
+                <w:sz w:val="18"/>
+              </w:rPr>
+              <w:t>30 June 2026</w:t>
+            </w:r>
+          </w:p>
+        </w:tc>
+        <w:tc>
+          <w:tcPr>
+            <w:tcW w:type="dxa" w:w="2880"/>
+          </w:tcPr>
+          <w:p>
+            <w:r>
+              <w:rPr>
+                <w:sz w:val="18"/>
+              </w:rPr>
+              <w:t>Transition under joint plan</w:t>
+            </w:r>
+          </w:p>
+        </w:tc>
+      </w:tr>
+    </w:tbl>
+    <w:p>
+      <w:pPr>
+        <w:spacing w:before="240" w:after="80"/>
+      </w:pPr>
+      <w:r>
+        <w:rPr>
+          <w:b/>
+          <w:color w:val="1F2D55"/>
+          <w:sz w:val="26"/>
+        </w:rPr>
+        <w:t>7. Bid submission format</w:t>
+      </w:r>
+    </w:p>
+    <w:p>
+      <w:pPr>
+        <w:spacing w:after="80"/>
+      </w:pPr>
+      <w:r>
+        <w:rPr>
+          <w:i w:val="0"/>
+          <w:sz w:val="20"/>
+        </w:rPr>
+        <w:t>Submissions must be uploaded via the Buyer's procurement portal in PDF format. File-naming convention: BidderName_RFPRef_Section.pdf. Maximum 80 pages (excluding appendices). Annex completeness checklist provided in Annex G.</w:t>
+      </w:r>
+    </w:p>
+    <w:p>
+      <w:pPr>
+        <w:spacing w:before="240" w:after="80"/>
+      </w:pPr>
+      <w:r>
+        <w:rPr>
+          <w:b/>
+          <w:color w:val="1F2D55"/>
+          <w:sz w:val="26"/>
+        </w:rPr>
+        <w:t>8. Confidentiality and IP</w:t>
+      </w:r>
+    </w:p>
+    <w:p>
+      <w:pPr>
+        <w:spacing w:after="80"/>
+      </w:pPr>
+      <w:r>
+        <w:rPr>
+          <w:i w:val="0"/>
+          <w:sz w:val="20"/>
+        </w:rPr>
+        <w:t>All information disclosed in or in connection with this RFP is confidential. Bidders shall not disclose to third parties without the Buyer's prior written consent. IP in bidder submissions remains with the bidder, except that the Buyer may retain submissions for record-keeping and evaluation. The Buyer reserves the right to amend, withdraw or re-issue this RFP without liability.</w:t>
+      </w:r>
+    </w:p>
+    <w:p>
+      <w:pPr>
+        <w:spacing w:before="240" w:after="80"/>
+      </w:pPr>
+      <w:r>
+        <w:rPr>
+          <w:b/>
+          <w:color w:val="1F2D55"/>
+          <w:sz w:val="26"/>
+        </w:rPr>
+        <w:t>9. Contact</w:t>
+      </w:r>
+    </w:p>
+    <w:p>
+      <w:pPr>
+        <w:spacing w:after="80"/>
+      </w:pPr>
+      <w:r>
+        <w:rPr>
+          <w:i w:val="0"/>
+          <w:sz w:val="20"/>
+        </w:rPr>
+        <w:t>Single point of contact: Sasha Ouellet, Group Procurement Director. All communications must route via the portal Q&amp;A function — direct contact with other Buyer personnel during the RFP process is prohibited and grounds for disqualification.</w:t>
+      </w:r>
+    </w:p>
+    <w:p>
+      <w:pPr>
+        <w:spacing w:before="240" w:after="80"/>
+      </w:pPr>
+      <w:r>
+        <w:rPr>
+          <w:b/>
+          <w:color w:val="1F2D55"/>
+          <w:sz w:val="26"/>
+        </w:rPr>
+        <w:t>Annexes</w:t>
+      </w:r>
+    </w:p>
+    <w:p>
+      <w:pPr>
+        <w:pStyle w:val="ListBullet"/>
+        <w:spacing w:after="40"/>
+      </w:pPr>
+      <w:r>
+        <w:rPr>
+          <w:sz w:val="20"/>
+        </w:rPr>
+        <w:t>Annex A — Technical Specification (separate document)</w:t>
+      </w:r>
+    </w:p>
+    <w:p>
+      <w:pPr>
+        <w:pStyle w:val="ListBullet"/>
+        <w:spacing w:after="40"/>
+      </w:pPr>
+      <w:r>
+        <w:rPr>
+          <w:sz w:val="20"/>
+        </w:rPr>
+        <w:t>Annex B — Operating-unit scope detail</w:t>
+      </w:r>
+    </w:p>
+    <w:p>
+      <w:pPr>
+        <w:pStyle w:val="ListBullet"/>
+        <w:spacing w:after="40"/>
+      </w:pPr>
+      <w:r>
+        <w:rPr>
+          <w:sz w:val="20"/>
+        </w:rPr>
+        <w:t>Annex C — Insurance minimums</w:t>
+      </w:r>
+    </w:p>
+    <w:p>
+      <w:pPr>
+        <w:pStyle w:val="ListBullet"/>
+        <w:spacing w:after="40"/>
+      </w:pPr>
+      <w:r>
+        <w:rPr>
+          <w:sz w:val="20"/>
+        </w:rPr>
+        <w:t>Annex D — Anti-Bribery &amp; Corruption policy</w:t>
+      </w:r>
+    </w:p>
+    <w:p>
+      <w:pPr>
+        <w:pStyle w:val="ListBullet"/>
+        <w:spacing w:after="40"/>
+      </w:pPr>
+      <w:r>
+        <w:rPr>
+          <w:sz w:val="20"/>
+        </w:rPr>
+        <w:t>Annex E — Draft Master Services Agreement</w:t>
+      </w:r>
+    </w:p>
+    <w:p>
+      <w:pPr>
+        <w:pStyle w:val="ListBullet"/>
+        <w:spacing w:after="40"/>
+      </w:pPr>
+      <w:r>
+        <w:rPr>
+          <w:sz w:val="20"/>
+        </w:rPr>
+        <w:t>Annex F — Pricing schedule template</w:t>
+      </w:r>
+    </w:p>
+    <w:p>
+      <w:pPr>
+        <w:pStyle w:val="ListBullet"/>
+        <w:spacing w:after="40"/>
+      </w:pPr>
+      <w:r>
+        <w:rPr>
+          <w:sz w:val="20"/>
+        </w:rPr>
+        <w:t>Annex G — Annex completeness checklist</w:t>
+      </w:r>
+    </w:p>
+    <w:p>
+      <w:pPr>
+        <w:jc w:val="center"/>
+      </w:pPr>
+      <w:r>
+        <w:rPr>
+          <w:i/>
+          <w:color w:val="9CA3AF"/>
+          <w:sz w:val="16"/>
+        </w:rPr>
+        <w:t>— END OF DOCUMENT —</w:t>
       </w:r>
     </w:p>
     <w:sectPr>
@@ -806,10 +1808,6 @@
     <w:name w:val="Normal"/>
     <w:qFormat/>
     <w:rsid w:val="00FC693F"/>
-    <w:rPr>
-      <w:rFonts w:ascii="Aptos" w:hAnsi="Aptos"/>
-      <w:sz w:val="22"/>
-    </w:rPr>
   </w:style>
   <w:style w:type="paragraph" w:styleId="Header">
     <w:name w:val="header"/>
